--- a/开发文档.docx
+++ b/开发文档.docx
@@ -326,7 +326,6 @@
         </w:rPr>
         <w:t>（</w:t>
       </w:r>
-      <w:proofErr w:type="spellStart"/>
       <w:r>
         <w:rPr>
           <w:rFonts w:hint="eastAsia"/>
@@ -335,7 +334,6 @@
         </w:rPr>
         <w:t>SEAL_GUI.mlapp</w:t>
       </w:r>
-      <w:proofErr w:type="spellEnd"/>
       <w:r>
         <w:rPr>
           <w:rFonts w:hint="eastAsia"/>
@@ -513,21 +511,7 @@
         <w:rPr>
           <w:rFonts w:hint="eastAsia"/>
         </w:rPr>
-        <w:t>与右</w:t>
-      </w:r>
-      <w:proofErr w:type="gramStart"/>
-      <w:r>
-        <w:rPr>
-          <w:rFonts w:hint="eastAsia"/>
-        </w:rPr>
-        <w:t>击数据</w:t>
-      </w:r>
-      <w:proofErr w:type="gramEnd"/>
-      <w:r>
-        <w:rPr>
-          <w:rFonts w:hint="eastAsia"/>
-        </w:rPr>
-        <w:t>按钮后的</w:t>
+        <w:t>与右击数据按钮后的</w:t>
       </w:r>
       <w:r>
         <w:rPr>
@@ -583,21 +567,7 @@
         <w:rPr>
           <w:rFonts w:hint="eastAsia"/>
         </w:rPr>
-        <w:t>：尚未确定功能，疑似与右</w:t>
-      </w:r>
-      <w:proofErr w:type="gramStart"/>
-      <w:r>
-        <w:rPr>
-          <w:rFonts w:hint="eastAsia"/>
-        </w:rPr>
-        <w:t>击数据</w:t>
-      </w:r>
-      <w:proofErr w:type="gramEnd"/>
-      <w:r>
-        <w:rPr>
-          <w:rFonts w:hint="eastAsia"/>
-        </w:rPr>
-        <w:t>按钮后的</w:t>
+        <w:t>：尚未确定功能，疑似与右击数据按钮后的</w:t>
       </w:r>
       <w:r>
         <w:rPr>
@@ -649,14 +619,12 @@
       <w:pPr>
         <w:ind w:firstLineChars="0"/>
       </w:pPr>
-      <w:proofErr w:type="spellStart"/>
       <w:r>
         <w:rPr>
           <w:rFonts w:hint="eastAsia"/>
         </w:rPr>
         <w:t>Nodetree</w:t>
       </w:r>
-      <w:proofErr w:type="spellEnd"/>
       <w:r>
         <w:rPr>
           <w:rFonts w:hint="eastAsia"/>
@@ -869,14 +837,12 @@
         </w:rPr>
         <w:t>提示框调用较少，开发过程中主要使用</w:t>
       </w:r>
-      <w:proofErr w:type="spellStart"/>
       <w:r>
         <w:rPr>
           <w:rFonts w:hint="eastAsia"/>
         </w:rPr>
         <w:t>matlab</w:t>
       </w:r>
-      <w:proofErr w:type="spellEnd"/>
       <w:r>
         <w:rPr>
           <w:rFonts w:hint="eastAsia"/>
@@ -1090,7 +1056,6 @@
         </w:rPr>
         <w:t>（</w:t>
       </w:r>
-      <w:proofErr w:type="spellStart"/>
       <w:r>
         <w:rPr>
           <w:rFonts w:hint="eastAsia"/>
@@ -1099,7 +1064,6 @@
         </w:rPr>
         <w:t>Preprocess.mlapp</w:t>
       </w:r>
-      <w:proofErr w:type="spellEnd"/>
       <w:r>
         <w:rPr>
           <w:rFonts w:hint="eastAsia"/>
@@ -1157,19 +1121,11 @@
       <w:pPr>
         <w:ind w:firstLineChars="0"/>
       </w:pPr>
-      <w:proofErr w:type="gramStart"/>
-      <w:r>
-        <w:rPr>
-          <w:rFonts w:hint="eastAsia"/>
-        </w:rPr>
-        <w:t>高通低</w:t>
-      </w:r>
-      <w:proofErr w:type="gramEnd"/>
-      <w:r>
-        <w:rPr>
-          <w:rFonts w:hint="eastAsia"/>
-        </w:rPr>
-        <w:t>通带通滤波器√及其数据保存√</w:t>
+      <w:r>
+        <w:rPr>
+          <w:rFonts w:hint="eastAsia"/>
+        </w:rPr>
+        <w:t>高通低通带通滤波器√及其数据保存√</w:t>
       </w:r>
     </w:p>
     <w:p>
@@ -1214,19 +1170,11 @@
       <w:pPr>
         <w:ind w:firstLineChars="0"/>
       </w:pPr>
-      <w:proofErr w:type="spellStart"/>
-      <w:r>
-        <w:rPr>
-          <w:rFonts w:hint="eastAsia"/>
-        </w:rPr>
-        <w:t>Spatail</w:t>
-      </w:r>
-      <w:proofErr w:type="spellEnd"/>
-      <w:r>
-        <w:rPr>
-          <w:rFonts w:hint="eastAsia"/>
-        </w:rPr>
-        <w:t xml:space="preserve"> Filtering</w:t>
+      <w:r>
+        <w:rPr>
+          <w:rFonts w:hint="eastAsia"/>
+        </w:rPr>
+        <w:t>Spatail Filtering</w:t>
       </w:r>
       <w:r>
         <w:rPr>
@@ -1263,14 +1211,12 @@
         </w:rPr>
         <w:t>已基本实现，但缺乏全面测试。</w:t>
       </w:r>
-      <w:proofErr w:type="spellStart"/>
       <w:r>
         <w:rPr>
           <w:rFonts w:hint="eastAsia"/>
         </w:rPr>
         <w:t>LaplacianGUI</w:t>
       </w:r>
-      <w:proofErr w:type="spellEnd"/>
       <w:r>
         <w:rPr>
           <w:rFonts w:hint="eastAsia"/>
@@ -1291,16 +1237,8 @@
         <w:rPr>
           <w:rFonts w:hint="eastAsia"/>
         </w:rPr>
-        <w:t>ERP-</w:t>
-      </w:r>
-      <w:proofErr w:type="spellStart"/>
-      <w:r>
-        <w:rPr>
-          <w:rFonts w:hint="eastAsia"/>
-        </w:rPr>
-        <w:t>ralated</w:t>
-      </w:r>
-      <w:proofErr w:type="spellEnd"/>
+        <w:t>ERP-ralated</w:t>
+      </w:r>
       <w:r>
         <w:rPr>
           <w:rFonts w:hint="eastAsia"/>
@@ -1450,6 +1388,67 @@
     </w:p>
     <w:p>
       <w:pPr>
+        <w:pStyle w:val="a9"/>
+        <w:numPr>
+          <w:ilvl w:val="0"/>
+          <w:numId w:val="14"/>
+        </w:numPr>
+        <w:ind w:left="0" w:firstLineChars="0" w:firstLine="200"/>
+        <w:rPr>
+          <w:rFonts w:hint="eastAsia"/>
+        </w:rPr>
+      </w:pPr>
+      <w:r>
+        <w:rPr>
+          <w:rFonts w:hint="eastAsia"/>
+        </w:rPr>
+        <w:t>ICA</w:t>
+      </w:r>
+      <w:r>
+        <w:rPr>
+          <w:rFonts w:hint="eastAsia"/>
+        </w:rPr>
+        <w:t>模块中的</w:t>
+      </w:r>
+      <w:r>
+        <w:rPr>
+          <w:rFonts w:hint="eastAsia"/>
+        </w:rPr>
+        <w:t>binica</w:t>
+      </w:r>
+      <w:r>
+        <w:rPr>
+          <w:rFonts w:hint="eastAsia"/>
+        </w:rPr>
+        <w:t>缺少外部可执行文件，但</w:t>
+      </w:r>
+      <w:r>
+        <w:rPr>
+          <w:rFonts w:hint="eastAsia"/>
+        </w:rPr>
+        <w:t>EEGLAB</w:t>
+      </w:r>
+      <w:r>
+        <w:rPr>
+          <w:rFonts w:hint="eastAsia"/>
+        </w:rPr>
+        <w:t>中也没有，需进一步在</w:t>
+      </w:r>
+      <w:r>
+        <w:rPr>
+          <w:rFonts w:hint="eastAsia"/>
+        </w:rPr>
+        <w:t>EEGLAB</w:t>
+      </w:r>
+      <w:r>
+        <w:rPr>
+          <w:rFonts w:hint="eastAsia"/>
+        </w:rPr>
+        <w:t>中测试该功能。</w:t>
+      </w:r>
+    </w:p>
+    <w:p>
+      <w:pPr>
         <w:ind w:firstLine="440"/>
       </w:pPr>
       <w:r>
@@ -1546,21 +1545,8 @@
         <w:t>：</w:t>
       </w:r>
       <w:r>
-        <w:t xml:space="preserve">MNE, </w:t>
-      </w:r>
-      <w:proofErr w:type="spellStart"/>
-      <w:r>
-        <w:t>dSPM</w:t>
-      </w:r>
-      <w:proofErr w:type="spellEnd"/>
-      <w:r>
-        <w:t xml:space="preserve">, LORETA, </w:t>
-      </w:r>
-      <w:proofErr w:type="spellStart"/>
-      <w:r>
-        <w:t>sLORETA</w:t>
-      </w:r>
-      <w:proofErr w:type="spellEnd"/>
+        <w:t>MNE, dSPM, LORETA, sLORETA</w:t>
+      </w:r>
       <w:r>
         <w:t>。</w:t>
       </w:r>
@@ -1633,21 +1619,8 @@
       <w:r>
         <w:t>：</w:t>
       </w:r>
-      <w:proofErr w:type="spellStart"/>
-      <w:r>
-        <w:t>MxNE</w:t>
-      </w:r>
-      <w:proofErr w:type="spellEnd"/>
-      <w:r>
-        <w:t xml:space="preserve">, </w:t>
-      </w:r>
-      <w:proofErr w:type="spellStart"/>
-      <w:r>
-        <w:t>dMAP</w:t>
-      </w:r>
-      <w:proofErr w:type="spellEnd"/>
-      <w:r>
-        <w:t>, STARTS</w:t>
+      <w:r>
+        <w:t>MxNE, dMAP, STARTS</w:t>
       </w:r>
       <w:r>
         <w:t>等。</w:t>
@@ -1683,11 +1656,9 @@
       <w:r>
         <w:t>统一输入</w:t>
       </w:r>
-      <w:proofErr w:type="spellStart"/>
       <w:r>
         <w:t>Leadfield</w:t>
       </w:r>
-      <w:proofErr w:type="spellEnd"/>
       <w:r>
         <w:t>矩阵、噪声协方差、正则化参数</w:t>
       </w:r>
@@ -1757,14 +1728,12 @@
         </w:rPr>
         <w:t>，</w:t>
       </w:r>
-      <w:proofErr w:type="spellStart"/>
       <w:r>
         <w:rPr>
           <w:rFonts w:hint="eastAsia"/>
         </w:rPr>
         <w:t>leadfield</w:t>
       </w:r>
-      <w:proofErr w:type="spellEnd"/>
       <w:r>
         <w:rPr>
           <w:rFonts w:hint="eastAsia"/>
@@ -1815,28 +1784,18 @@
         </w:rPr>
         <w:t>和</w:t>
       </w:r>
-      <w:proofErr w:type="spellStart"/>
       <w:r>
         <w:rPr>
           <w:rFonts w:hint="eastAsia"/>
         </w:rPr>
         <w:t>FilterdData</w:t>
       </w:r>
-      <w:proofErr w:type="spellEnd"/>
-      <w:r>
-        <w:rPr>
-          <w:rFonts w:hint="eastAsia"/>
-        </w:rPr>
-        <w:t>，也可以右</w:t>
-      </w:r>
-      <w:proofErr w:type="gramStart"/>
-      <w:r>
-        <w:rPr>
-          <w:rFonts w:hint="eastAsia"/>
-        </w:rPr>
-        <w:t>击进行</w:t>
-      </w:r>
-      <w:proofErr w:type="gramEnd"/>
+      <w:r>
+        <w:rPr>
+          <w:rFonts w:hint="eastAsia"/>
+        </w:rPr>
+        <w:t>，也可以右击进行</w:t>
+      </w:r>
       <w:r>
         <w:rPr>
           <w:rFonts w:hint="eastAsia"/>
@@ -1881,41 +1840,13 @@
         <w:rPr>
           <w:rFonts w:hint="eastAsia"/>
         </w:rPr>
-        <w:t xml:space="preserve">Depth </w:t>
-      </w:r>
-      <w:proofErr w:type="spellStart"/>
-      <w:r>
-        <w:rPr>
-          <w:rFonts w:hint="eastAsia"/>
-        </w:rPr>
-        <w:t>Weighting,Noise</w:t>
-      </w:r>
-      <w:proofErr w:type="spellEnd"/>
-      <w:r>
-        <w:rPr>
-          <w:rFonts w:hint="eastAsia"/>
-        </w:rPr>
-        <w:t xml:space="preserve"> Whitening,</w:t>
-      </w:r>
-      <w:r>
-        <w:rPr>
-          <w:rFonts w:hint="eastAsia"/>
-        </w:rPr>
-        <w:t>其回</w:t>
-      </w:r>
-      <w:proofErr w:type="gramStart"/>
-      <w:r>
-        <w:rPr>
-          <w:rFonts w:hint="eastAsia"/>
-        </w:rPr>
-        <w:t>调函数</w:t>
-      </w:r>
-      <w:proofErr w:type="gramEnd"/>
-      <w:r>
-        <w:rPr>
-          <w:rFonts w:hint="eastAsia"/>
-        </w:rPr>
-        <w:t>仍需完善。</w:t>
+        <w:t>Depth Weighting,Noise Whitening,</w:t>
+      </w:r>
+      <w:r>
+        <w:rPr>
+          <w:rFonts w:hint="eastAsia"/>
+        </w:rPr>
+        <w:t>其回调函数仍需完善。</w:t>
       </w:r>
     </w:p>
     <w:p>
@@ -1961,16 +1892,8 @@
         <w:rPr>
           <w:rFonts w:hint="eastAsia"/>
         </w:rPr>
-        <w:t xml:space="preserve">Run Selected </w:t>
-      </w:r>
-      <w:proofErr w:type="spellStart"/>
-      <w:r>
-        <w:rPr>
-          <w:rFonts w:hint="eastAsia"/>
-        </w:rPr>
-        <w:t>Algrithms</w:t>
-      </w:r>
-      <w:proofErr w:type="spellEnd"/>
+        <w:t>Run Selected Algrithms</w:t>
+      </w:r>
       <w:r>
         <w:rPr>
           <w:rFonts w:hint="eastAsia"/>
@@ -2153,13 +2076,8 @@
         </w:numPr>
         <w:ind w:left="0" w:firstLine="440"/>
       </w:pPr>
-      <w:proofErr w:type="gramStart"/>
-      <w:r>
-        <w:t>源空间</w:t>
-      </w:r>
-      <w:proofErr w:type="gramEnd"/>
-      <w:r>
-        <w:t>交互：</w:t>
+      <w:r>
+        <w:t>源空间交互：</w:t>
       </w:r>
       <w:r>
         <w:t>ROI</w:t>
@@ -2196,13 +2114,8 @@
         <w:t>：交互延迟</w:t>
       </w:r>
       <w:r>
-        <w:t xml:space="preserve">&lt;150 </w:t>
-      </w:r>
-      <w:proofErr w:type="spellStart"/>
-      <w:r>
-        <w:t>ms</w:t>
-      </w:r>
-      <w:proofErr w:type="spellEnd"/>
+        <w:t>&lt;150 ms</w:t>
+      </w:r>
       <w:r>
         <w:t>，支持多视图同步操作。</w:t>
       </w:r>
@@ -2305,16 +2218,8 @@
         <w:rPr>
           <w:rFonts w:hint="eastAsia"/>
         </w:rPr>
-        <w:t>设置窗口左侧可以选择添加</w:t>
-      </w:r>
-      <w:proofErr w:type="gramStart"/>
-      <w:r>
-        <w:rPr>
-          <w:rFonts w:hint="eastAsia"/>
-        </w:rPr>
-        <w:t>脑区掩膜</w:t>
-      </w:r>
-      <w:proofErr w:type="gramEnd"/>
+        <w:t>设置窗口左侧可以选择添加脑区掩膜</w:t>
+      </w:r>
     </w:p>
     <w:p>
       <w:pPr>
@@ -2378,16 +2283,8 @@
         <w:rPr>
           <w:rFonts w:hint="eastAsia"/>
         </w:rPr>
-        <w:t xml:space="preserve">show </w:t>
-      </w:r>
-      <w:proofErr w:type="spellStart"/>
-      <w:r>
-        <w:rPr>
-          <w:rFonts w:hint="eastAsia"/>
-        </w:rPr>
-        <w:t>EEG.mlapp</w:t>
-      </w:r>
-      <w:proofErr w:type="spellEnd"/>
+        <w:t>show EEG.mlapp</w:t>
+      </w:r>
       <w:r>
         <w:rPr>
           <w:rFonts w:hint="eastAsia"/>
@@ -2456,16 +2353,8 @@
         <w:rPr>
           <w:rFonts w:hint="eastAsia"/>
         </w:rPr>
-        <w:t xml:space="preserve">show </w:t>
-      </w:r>
-      <w:proofErr w:type="spellStart"/>
-      <w:r>
-        <w:rPr>
-          <w:rFonts w:hint="eastAsia"/>
-        </w:rPr>
-        <w:t>EEG.mlapp</w:t>
-      </w:r>
-      <w:proofErr w:type="spellEnd"/>
+        <w:t>show EEG.mlapp</w:t>
+      </w:r>
       <w:r>
         <w:rPr>
           <w:rFonts w:hint="eastAsia"/>
@@ -2498,16 +2387,8 @@
         <w:rPr>
           <w:rFonts w:hint="eastAsia"/>
         </w:rPr>
-        <w:t>结果时只能</w:t>
-      </w:r>
-      <w:proofErr w:type="gramStart"/>
-      <w:r>
-        <w:rPr>
-          <w:rFonts w:hint="eastAsia"/>
-        </w:rPr>
-        <w:t>选择试次</w:t>
-      </w:r>
-      <w:proofErr w:type="gramEnd"/>
+        <w:t>结果时只能选择试次</w:t>
+      </w:r>
       <w:r>
         <w:rPr>
           <w:rFonts w:hint="eastAsia"/>
@@ -2518,35 +2399,7 @@
         <w:rPr>
           <w:rFonts w:hint="eastAsia"/>
         </w:rPr>
-        <w:t>内的时间点，这是由于在计算结果时，取了</w:t>
-      </w:r>
-      <w:proofErr w:type="gramStart"/>
-      <w:r>
-        <w:rPr>
-          <w:rFonts w:hint="eastAsia"/>
-        </w:rPr>
-        <w:t>所有试次的</w:t>
-      </w:r>
-      <w:proofErr w:type="gramEnd"/>
-      <w:r>
-        <w:rPr>
-          <w:rFonts w:hint="eastAsia"/>
-        </w:rPr>
-        <w:t>平均数据，结果数据点也只有</w:t>
-      </w:r>
-      <w:proofErr w:type="gramStart"/>
-      <w:r>
-        <w:rPr>
-          <w:rFonts w:hint="eastAsia"/>
-        </w:rPr>
-        <w:t>一个试次的</w:t>
-      </w:r>
-      <w:proofErr w:type="gramEnd"/>
-      <w:r>
-        <w:rPr>
-          <w:rFonts w:hint="eastAsia"/>
-        </w:rPr>
-        <w:t>长度</w:t>
+        <w:t>内的时间点，这是由于在计算结果时，取了所有试次的平均数据，结果数据点也只有一个试次的长度</w:t>
       </w:r>
     </w:p>
     <w:p>
@@ -2637,15 +2490,7 @@
         <w:ind w:left="0" w:firstLine="440"/>
       </w:pPr>
       <w:r>
-        <w:t>仿真</w:t>
-      </w:r>
-      <w:proofErr w:type="gramStart"/>
-      <w:r>
-        <w:t>源活动</w:t>
-      </w:r>
-      <w:proofErr w:type="gramEnd"/>
-      <w:r>
-        <w:t>生成（</w:t>
+        <w:t>仿真源活动生成（</w:t>
       </w:r>
       <w:r>
         <w:t>ERP</w:t>
@@ -2681,15 +2526,7 @@
         <w:ind w:left="0" w:firstLine="440"/>
       </w:pPr>
       <w:r>
-        <w:t>支持多</w:t>
-      </w:r>
-      <w:proofErr w:type="gramStart"/>
-      <w:r>
-        <w:t>源设置</w:t>
-      </w:r>
-      <w:proofErr w:type="gramEnd"/>
-      <w:r>
-        <w:t>与不同噪声水平（可导入真实噪声）。</w:t>
+        <w:t>支持多源设置与不同噪声水平（可导入真实噪声）。</w:t>
       </w:r>
     </w:p>
     <w:p>
@@ -3089,15 +2926,7 @@
         <w:t xml:space="preserve"> </w:t>
       </w:r>
       <w:r>
-        <w:t>于一体的</w:t>
-      </w:r>
-      <w:proofErr w:type="gramStart"/>
-      <w:r>
-        <w:t>完整源</w:t>
-      </w:r>
-      <w:proofErr w:type="gramEnd"/>
-      <w:r>
-        <w:t>成像研究工具链。平台不仅为神经影像学研究者提供了高效的分析环境，也为算法开发者构建了可复现的评估基准。</w:t>
+        <w:t>于一体的完整源成像研究工具链。平台不仅为神经影像学研究者提供了高效的分析环境，也为算法开发者构建了可复现的评估基准。</w:t>
       </w:r>
     </w:p>
     <w:p>
